--- a/UIPrototype/4需求分析人机协作模板参考.docx
+++ b/UIPrototype/4需求分析人机协作模板参考.docx
@@ -383,8 +383,6 @@
               </w:rPr>
               <w:t>11</w:t>
             </w:r>
-            <w:bookmarkStart w:id="0" w:name="_GoBack"/>
-            <w:bookmarkEnd w:id="0"/>
             <w:r>
               <w:rPr>
                 <w:rFonts w:hint="eastAsia"/>
@@ -682,6 +680,7 @@
     <w:p>
       <w:pPr>
         <w:numPr>
+          <w:ilvl w:val="0"/>
           <w:numId w:val="0"/>
         </w:numPr>
         <w:ind w:leftChars="0"/>
@@ -725,6 +724,7 @@
     <w:p>
       <w:pPr>
         <w:numPr>
+          <w:ilvl w:val="0"/>
           <w:numId w:val="0"/>
         </w:numPr>
         <w:ind w:leftChars="0"/>
@@ -768,6 +768,7 @@
     <w:p>
       <w:pPr>
         <w:numPr>
+          <w:ilvl w:val="0"/>
           <w:numId w:val="0"/>
         </w:numPr>
         <w:ind w:leftChars="0"/>
@@ -980,107 +981,105 @@
       <w:pPr>
         <w:rPr>
           <w:rFonts w:hint="eastAsia"/>
-        </w:rPr>
-      </w:pPr>
-      <w:r>
-        <w:rPr>
-          <w:rFonts w:hint="eastAsia"/>
-        </w:rPr>
-        <w:t>&gt; （例如：请帮我将“轻量级EDR终端监控工具”的功能按MoSCoW方法（Must/Should/Could/Won’t）进行分类）</w:t>
-      </w:r>
-    </w:p>
-    <w:p>
-      <w:pPr>
-        <w:rPr>
-          <w:rFonts w:hint="eastAsia"/>
-        </w:rPr>
-      </w:pPr>
-      <w:r>
-        <w:rPr>
-          <w:rFonts w:hint="eastAsia"/>
-        </w:rPr>
-        <w:t xml:space="preserve">大模型回答：  </w:t>
-      </w:r>
-    </w:p>
-    <w:p>
-      <w:pPr>
-        <w:rPr>
-          <w:rFonts w:hint="eastAsia"/>
-        </w:rPr>
-      </w:pPr>
-      <w:r>
-        <w:rPr>
-          <w:rFonts w:hint="eastAsia"/>
-        </w:rPr>
-        <w:t>&gt; （核心内容，如：AI将“进程监控”归为Must，“网络外联检测”归为Should，“可视化大屏”归为Could）</w:t>
-      </w:r>
-    </w:p>
-    <w:p>
-      <w:pPr>
-        <w:rPr>
-          <w:rFonts w:hint="eastAsia"/>
-        </w:rPr>
-      </w:pPr>
-      <w:r>
-        <w:rPr>
-          <w:rFonts w:hint="eastAsia"/>
-        </w:rPr>
-        <w:t xml:space="preserve">我的分析与反思：  </w:t>
-      </w:r>
-    </w:p>
-    <w:p>
-      <w:pPr>
-        <w:numPr>
-          <w:ilvl w:val="0"/>
-          <w:numId w:val="3"/>
-        </w:numPr>
-        <w:ind w:left="425" w:leftChars="0" w:hanging="425" w:firstLineChars="0"/>
-        <w:rPr>
-          <w:rFonts w:hint="eastAsia"/>
-        </w:rPr>
-      </w:pPr>
-      <w:r>
-        <w:rPr>
-          <w:rFonts w:hint="eastAsia"/>
-        </w:rPr>
-        <w:t>AI的优先级划分是否符合项目周期（第6-12周）的限制？</w:t>
-      </w:r>
-    </w:p>
-    <w:p>
-      <w:pPr>
-        <w:numPr>
-          <w:ilvl w:val="0"/>
-          <w:numId w:val="3"/>
-        </w:numPr>
-        <w:ind w:left="425" w:leftChars="0" w:hanging="425" w:firstLineChars="0"/>
-        <w:rPr>
-          <w:rFonts w:hint="eastAsia"/>
-        </w:rPr>
-      </w:pPr>
-      <w:r>
-        <w:rPr>
-          <w:rFonts w:hint="eastAsia"/>
-        </w:rPr>
-        <w:t>哪些功能被我调整为MVP（最小可行产品）范围？调整的理由是什么？</w:t>
-      </w:r>
-    </w:p>
-    <w:p>
-      <w:pPr>
-        <w:numPr>
-          <w:ilvl w:val="0"/>
-          <w:numId w:val="3"/>
-        </w:numPr>
-        <w:ind w:left="425" w:leftChars="0" w:hanging="425" w:firstLineChars="0"/>
-        <w:rPr>
-          <w:rFonts w:hint="eastAsia"/>
-        </w:rPr>
-      </w:pPr>
-      <w:r>
-        <w:rPr>
-          <w:rFonts w:hint="eastAsia"/>
-        </w:rPr>
-        <w:t>对于“Won’t have”的功能，我是否在需求文档中明确标注为“后续版本”？</w:t>
-      </w:r>
+          <w:lang w:val="en-US" w:eastAsia="zh-CN"/>
+        </w:rPr>
+      </w:pPr>
+      <w:r>
+        <w:rPr>
+          <w:rFonts w:hint="eastAsia"/>
+          <w:lang w:val="en-US" w:eastAsia="zh-CN"/>
+        </w:rPr>
+        <w:t>根据我发出的内容，你可以给我排列一下功能的优先级吗，因为我想做的细致一点的报告，所以你回答也能够详细一点吗</w:t>
+      </w:r>
+    </w:p>
+    <w:p>
+      <w:pPr>
+        <w:rPr>
+          <w:rFonts w:hint="eastAsia"/>
+          <w:lang w:val="en-US" w:eastAsia="zh-CN"/>
+        </w:rPr>
+      </w:pPr>
+    </w:p>
+    <w:p>
+      <w:pPr>
+        <w:rPr>
+          <w:rFonts w:hint="eastAsia"/>
+          <w:lang w:val="en-US" w:eastAsia="zh-CN"/>
+        </w:rPr>
+      </w:pPr>
+      <w:r>
+        <w:rPr>
+          <w:rFonts w:hint="eastAsia"/>
+          <w:lang w:val="en-US" w:eastAsia="zh-CN"/>
+        </w:rPr>
+        <w:t>大模型回答：</w:t>
+      </w:r>
+    </w:p>
+    <w:p>
+      <w:pPr>
+        <w:rPr>
+          <w:rFonts w:ascii="宋体" w:hAnsi="宋体" w:eastAsia="宋体" w:cs="宋体"/>
+          <w:sz w:val="24"/>
+          <w:szCs w:val="24"/>
+        </w:rPr>
+      </w:pPr>
+      <w:r>
+        <w:rPr>
+          <w:rFonts w:ascii="宋体" w:hAnsi="宋体" w:eastAsia="宋体" w:cs="宋体"/>
+          <w:sz w:val="24"/>
+          <w:szCs w:val="24"/>
+        </w:rPr>
+        <w:t>本插件功能按优先级分为两类，核心功能为极高优先级，是项目交付的必备功能，必须 100% 实现且满足所有量化指标，涵盖敏感信息精准检测、高性能扫描、兼容性适配及基础使用功能，需优先保障开发测试进度，确保第 12 周顺利交付，验收时所有核心功能的验收标准必须全部达标；扩展功能为中高优先级，基于核心功能开发，聚焦用户个性化需求与插件可扩展性，包括规则自定义、白名单过滤、CI/CD 集成等，可根据开发进度灵活调整，优先实现高频需求功能，验收时核对已实现功能的验收标准即可，不影响核心指标达成。</w:t>
+      </w:r>
+    </w:p>
+    <w:p>
+      <w:pPr>
+        <w:rPr>
+          <w:rFonts w:ascii="宋体" w:hAnsi="宋体" w:eastAsia="宋体" w:cs="宋体"/>
+          <w:sz w:val="24"/>
+          <w:szCs w:val="24"/>
+        </w:rPr>
+      </w:pPr>
+    </w:p>
+    <w:p>
+      <w:pPr>
+        <w:keepNext w:val="0"/>
+        <w:keepLines w:val="0"/>
+        <w:widowControl/>
+        <w:suppressLineNumbers w:val="0"/>
+        <w:jc w:val="left"/>
+      </w:pPr>
+      <w:r>
+        <w:rPr>
+          <w:rFonts w:hint="eastAsia" w:ascii="宋体" w:hAnsi="宋体" w:eastAsia="宋体" w:cs="宋体"/>
+          <w:sz w:val="24"/>
+          <w:szCs w:val="24"/>
+          <w:lang w:val="en-US" w:eastAsia="zh-CN"/>
+        </w:rPr>
+        <w:t>我的分析与反思：</w:t>
+      </w:r>
+      <w:r>
+        <w:rPr>
+          <w:rFonts w:ascii="宋体" w:hAnsi="宋体" w:eastAsia="宋体" w:cs="宋体"/>
+          <w:kern w:val="0"/>
+          <w:sz w:val="24"/>
+          <w:szCs w:val="24"/>
+          <w:lang w:val="en-US" w:eastAsia="zh-CN" w:bidi="ar"/>
+        </w:rPr>
+        <w:t>通过本次插件开发，我明确了核心功能与扩展功能的优先级划分，也清晰了各功能的验收标准，确保开发方向贴合项目目标。反思过程，我意识到需重点把控核心功能的性能与准确率这两个关键指标，合理分配开发时间，既要优先保障必备功能落地，也要兼顾高频扩展功能的实用性，同时警惕细节疏漏，避免影响项目验收与插件实际使用效果。</w:t>
+      </w:r>
+    </w:p>
+    <w:p>
+      <w:pPr>
+        <w:rPr>
+          <w:rFonts w:hint="default" w:ascii="宋体" w:hAnsi="宋体" w:eastAsia="宋体" w:cs="宋体"/>
+          <w:sz w:val="24"/>
+          <w:szCs w:val="24"/>
+          <w:lang w:val="en-US" w:eastAsia="zh-CN"/>
+        </w:rPr>
+      </w:pPr>
+      <w:bookmarkStart w:id="0" w:name="_GoBack"/>
+      <w:bookmarkEnd w:id="0"/>
     </w:p>
     <w:p>
       <w:pPr>
@@ -1599,7 +1598,7 @@
       <w:pPr>
         <w:numPr>
           <w:ilvl w:val="0"/>
-          <w:numId w:val="4"/>
+          <w:numId w:val="3"/>
         </w:numPr>
         <w:ind w:left="425" w:leftChars="0" w:hanging="425" w:firstLineChars="0"/>
         <w:rPr>
@@ -1611,6 +1610,64 @@
           <w:rFonts w:hint="eastAsia"/>
         </w:rPr>
         <w:t>原AI方案：（列出AI建议的场景）</w:t>
+      </w:r>
+    </w:p>
+    <w:p>
+      <w:pPr>
+        <w:numPr>
+          <w:ilvl w:val="0"/>
+          <w:numId w:val="3"/>
+        </w:numPr>
+        <w:ind w:left="425" w:leftChars="0" w:hanging="425" w:firstLineChars="0"/>
+        <w:rPr>
+          <w:rFonts w:hint="eastAsia"/>
+        </w:rPr>
+      </w:pPr>
+      <w:r>
+        <w:rPr>
+          <w:rFonts w:hint="eastAsia"/>
+        </w:rPr>
+        <w:t>我的补充/修改：（新增了哪些用户故事？修改了哪些描述？）</w:t>
+      </w:r>
+    </w:p>
+    <w:p>
+      <w:pPr>
+        <w:numPr>
+          <w:ilvl w:val="0"/>
+          <w:numId w:val="3"/>
+        </w:numPr>
+        <w:ind w:left="425" w:leftChars="0" w:hanging="425" w:firstLineChars="0"/>
+        <w:rPr>
+          <w:rFonts w:hint="eastAsia"/>
+        </w:rPr>
+      </w:pPr>
+      <w:r>
+        <w:rPr>
+          <w:rFonts w:hint="eastAsia"/>
+        </w:rPr>
+        <w:t>改进理由：（例如：通过问卷调查发现用户更关注某个流程</w:t>
+      </w:r>
+      <w:r>
+        <w:rPr>
+          <w:rFonts w:hint="eastAsia"/>
+          <w:lang w:eastAsia="zh-CN"/>
+        </w:rPr>
+        <w:t>）</w:t>
+      </w:r>
+    </w:p>
+    <w:p>
+      <w:pPr>
+        <w:pStyle w:val="5"/>
+        <w:bidi w:val="0"/>
+        <w:rPr>
+          <w:rFonts w:hint="eastAsia"/>
+        </w:rPr>
+      </w:pPr>
+      <w:r>
+        <w:rPr>
+          <w:rFonts w:hint="eastAsia"/>
+        </w:rPr>
+        <w:t>4.2 类图的优化</w:t>
       </w:r>
     </w:p>
     <w:p>
@@ -1628,7 +1685,7 @@
         <w:rPr>
           <w:rFonts w:hint="eastAsia"/>
         </w:rPr>
-        <w:t>我的补充/修改：（新增了哪些用户故事？修改了哪些描述？）</w:t>
+        <w:t>原AI方案：（简述AI建议的类图结构）</w:t>
       </w:r>
     </w:p>
     <w:p>
@@ -1646,14 +1703,25 @@
         <w:rPr>
           <w:rFonts w:hint="eastAsia"/>
         </w:rPr>
-        <w:t>改进理由：（例如：通过问卷调查发现用户更关注某个流程</w:t>
-      </w:r>
-      <w:r>
-        <w:rPr>
-          <w:rFonts w:hint="eastAsia"/>
-          <w:lang w:eastAsia="zh-CN"/>
-        </w:rPr>
-        <w:t>）</w:t>
+        <w:t>我的优化：（增加了哪些类？调整了哪些关系？）</w:t>
+      </w:r>
+    </w:p>
+    <w:p>
+      <w:pPr>
+        <w:numPr>
+          <w:ilvl w:val="0"/>
+          <w:numId w:val="4"/>
+        </w:numPr>
+        <w:ind w:left="425" w:leftChars="0" w:hanging="425" w:firstLineChars="0"/>
+        <w:rPr>
+          <w:rFonts w:hint="eastAsia"/>
+        </w:rPr>
+      </w:pPr>
+      <w:r>
+        <w:rPr>
+          <w:rFonts w:hint="eastAsia"/>
+        </w:rPr>
+        <w:t>改进理由：（例如：为了符合单一职责原则、便于后续数据库设计）</w:t>
       </w:r>
     </w:p>
     <w:p>
@@ -1668,7 +1736,7 @@
         <w:rPr>
           <w:rFonts w:hint="eastAsia"/>
         </w:rPr>
-        <w:t>4.2 类图的优化</w:t>
+        <w:t>4.3 功能优先级的调整</w:t>
       </w:r>
     </w:p>
     <w:p>
@@ -1686,7 +1754,7 @@
         <w:rPr>
           <w:rFonts w:hint="eastAsia"/>
         </w:rPr>
-        <w:t>原AI方案：（简述AI建议的类图结构）</w:t>
+        <w:t>原AI方案：（AI的优先级分类）</w:t>
       </w:r>
     </w:p>
     <w:p>
@@ -1704,7 +1772,7 @@
         <w:rPr>
           <w:rFonts w:hint="eastAsia"/>
         </w:rPr>
-        <w:t>我的优化：（增加了哪些类？调整了哪些关系？）</w:t>
+        <w:t>我的调整：（哪些功能从Should提升为Must？哪些推迟到后续迭代？）</w:t>
       </w:r>
     </w:p>
     <w:p>
@@ -1722,7 +1790,14 @@
         <w:rPr>
           <w:rFonts w:hint="eastAsia"/>
         </w:rPr>
-        <w:t>改进理由：（例如：为了符合单一职责原则、便于后续数据库设计）</w:t>
+        <w:t>调整理由：（结合团队人力、课程时间节点、技术难度</w:t>
+      </w:r>
+      <w:r>
+        <w:rPr>
+          <w:rFonts w:hint="eastAsia"/>
+          <w:lang w:eastAsia="zh-CN"/>
+        </w:rPr>
+        <w:t>）</w:t>
       </w:r>
     </w:p>
     <w:p>
@@ -1737,7 +1812,25 @@
         <w:rPr>
           <w:rFonts w:hint="eastAsia"/>
         </w:rPr>
-        <w:t>4.3 功能优先级的调整</w:t>
+        <w:t>4.4 验收标准的补充</w:t>
+      </w:r>
+    </w:p>
+    <w:p>
+      <w:pPr>
+        <w:numPr>
+          <w:ilvl w:val="0"/>
+          <w:numId w:val="0"/>
+        </w:numPr>
+        <w:ind w:leftChars="0"/>
+        <w:rPr>
+          <w:rFonts w:hint="eastAsia"/>
+        </w:rPr>
+      </w:pPr>
+      <w:r>
+        <w:rPr>
+          <w:rFonts w:hint="eastAsia"/>
+        </w:rPr>
+        <w:t>（AI可能未给出验收标准，请在此补充你为每个核心功能设定的验收条件）</w:t>
       </w:r>
     </w:p>
     <w:p>
@@ -1755,7 +1848,7 @@
         <w:rPr>
           <w:rFonts w:hint="eastAsia"/>
         </w:rPr>
-        <w:t>原AI方案：（AI的优先级分类）</w:t>
+        <w:t>功能1：（如“代码上传”）→ 验收标准：支持.py/.java文件，大小&lt;10MB，上传成功率达到99%</w:t>
       </w:r>
     </w:p>
     <w:p>
@@ -1773,7 +1866,7 @@
         <w:rPr>
           <w:rFonts w:hint="eastAsia"/>
         </w:rPr>
-        <w:t>我的调整：（哪些功能从Should提升为Must？哪些推迟到后续迭代？）</w:t>
+        <w:t>功能2：……</w:t>
       </w:r>
     </w:p>
     <w:p>
@@ -1791,19 +1884,12 @@
         <w:rPr>
           <w:rFonts w:hint="eastAsia"/>
         </w:rPr>
-        <w:t>调整理由：（结合团队人力、课程时间节点、技术难度</w:t>
-      </w:r>
-      <w:r>
-        <w:rPr>
-          <w:rFonts w:hint="eastAsia"/>
-          <w:lang w:eastAsia="zh-CN"/>
-        </w:rPr>
-        <w:t>）</w:t>
-      </w:r>
-    </w:p>
-    <w:p>
-      <w:pPr>
-        <w:pStyle w:val="5"/>
+        <w:t>功能3：……</w:t>
+      </w:r>
+    </w:p>
+    <w:p>
+      <w:pPr>
+        <w:pStyle w:val="4"/>
         <w:bidi w:val="0"/>
         <w:rPr>
           <w:rFonts w:hint="eastAsia"/>
@@ -1813,25 +1899,7 @@
         <w:rPr>
           <w:rFonts w:hint="eastAsia"/>
         </w:rPr>
-        <w:t>4.4 验收标准的补充</w:t>
-      </w:r>
-    </w:p>
-    <w:p>
-      <w:pPr>
-        <w:numPr>
-          <w:ilvl w:val="0"/>
-          <w:numId w:val="0"/>
-        </w:numPr>
-        <w:ind w:leftChars="0"/>
-        <w:rPr>
-          <w:rFonts w:hint="eastAsia"/>
-        </w:rPr>
-      </w:pPr>
-      <w:r>
-        <w:rPr>
-          <w:rFonts w:hint="eastAsia"/>
-        </w:rPr>
-        <w:t>（AI可能未给出验收标准，请在此补充你为每个核心功能设定的验收条件）</w:t>
+        <w:t>五、协作心得与总结</w:t>
       </w:r>
     </w:p>
     <w:p>
@@ -1849,7 +1917,7 @@
         <w:rPr>
           <w:rFonts w:hint="eastAsia"/>
         </w:rPr>
-        <w:t>功能1：（如“代码上传”）→ 验收标准：支持.py/.java文件，大小&lt;10MB，上传成功率达到99%</w:t>
+        <w:t>大模型在需求分析阶段的最大帮助是什么？（例如：快速生成初稿、提供多角度思考）</w:t>
       </w:r>
     </w:p>
     <w:p>
@@ -1867,7 +1935,7 @@
         <w:rPr>
           <w:rFonts w:hint="eastAsia"/>
         </w:rPr>
-        <w:t>功能2：……</w:t>
+        <w:t>如果没有大模型，我能否独立完成需求分析？差距在哪里？</w:t>
       </w:r>
     </w:p>
     <w:p>
@@ -1885,7 +1953,25 @@
         <w:rPr>
           <w:rFonts w:hint="eastAsia"/>
         </w:rPr>
-        <w:t>功能3：……</w:t>
+        <w:t>通过这次协作，我对“如何界定MVP”或“如何设计类图”有哪些新的理解？</w:t>
+      </w:r>
+    </w:p>
+    <w:p>
+      <w:pPr>
+        <w:numPr>
+          <w:ilvl w:val="0"/>
+          <w:numId w:val="7"/>
+        </w:numPr>
+        <w:ind w:left="425" w:leftChars="0" w:hanging="425" w:firstLineChars="0"/>
+        <w:rPr>
+          <w:rFonts w:hint="eastAsia"/>
+        </w:rPr>
+      </w:pPr>
+      <w:r>
+        <w:rPr>
+          <w:rFonts w:hint="eastAsia"/>
+        </w:rPr>
+        <w:t>对于“人机协作做需求分析”，我有何建议？（如：如何避免AI生成的场景脱离真实用户？如何验证AI给出的功能划分？）</w:t>
       </w:r>
     </w:p>
     <w:p>
@@ -1900,7 +1986,7 @@
         <w:rPr>
           <w:rFonts w:hint="eastAsia"/>
         </w:rPr>
-        <w:t>五、协作心得与总结</w:t>
+        <w:t>六、附录（可选）</w:t>
       </w:r>
     </w:p>
     <w:p>
@@ -1918,7 +2004,7 @@
         <w:rPr>
           <w:rFonts w:hint="eastAsia"/>
         </w:rPr>
-        <w:t>大模型在需求分析阶段的最大帮助是什么？（例如：快速生成初稿、提供多角度思考）</w:t>
+        <w:t>附上问卷调查原始数据截图</w:t>
       </w:r>
     </w:p>
     <w:p>
@@ -1936,7 +2022,7 @@
         <w:rPr>
           <w:rFonts w:hint="eastAsia"/>
         </w:rPr>
-        <w:t>如果没有大模型，我能否独立完成需求分析？差距在哪里？</w:t>
+        <w:t>附上最终版类图的图片或ProcessOn链接</w:t>
       </w:r>
     </w:p>
     <w:p>
@@ -1944,93 +2030,6 @@
         <w:numPr>
           <w:ilvl w:val="0"/>
           <w:numId w:val="8"/>
-        </w:numPr>
-        <w:ind w:left="425" w:leftChars="0" w:hanging="425" w:firstLineChars="0"/>
-        <w:rPr>
-          <w:rFonts w:hint="eastAsia"/>
-        </w:rPr>
-      </w:pPr>
-      <w:r>
-        <w:rPr>
-          <w:rFonts w:hint="eastAsia"/>
-        </w:rPr>
-        <w:t>通过这次协作，我对“如何界定MVP”或“如何设计类图”有哪些新的理解？</w:t>
-      </w:r>
-    </w:p>
-    <w:p>
-      <w:pPr>
-        <w:numPr>
-          <w:ilvl w:val="0"/>
-          <w:numId w:val="8"/>
-        </w:numPr>
-        <w:ind w:left="425" w:leftChars="0" w:hanging="425" w:firstLineChars="0"/>
-        <w:rPr>
-          <w:rFonts w:hint="eastAsia"/>
-        </w:rPr>
-      </w:pPr>
-      <w:r>
-        <w:rPr>
-          <w:rFonts w:hint="eastAsia"/>
-        </w:rPr>
-        <w:t>对于“人机协作做需求分析”，我有何建议？（如：如何避免AI生成的场景脱离真实用户？如何验证AI给出的功能划分？）</w:t>
-      </w:r>
-    </w:p>
-    <w:p>
-      <w:pPr>
-        <w:pStyle w:val="4"/>
-        <w:bidi w:val="0"/>
-        <w:rPr>
-          <w:rFonts w:hint="eastAsia"/>
-        </w:rPr>
-      </w:pPr>
-      <w:r>
-        <w:rPr>
-          <w:rFonts w:hint="eastAsia"/>
-        </w:rPr>
-        <w:t>六、附录（可选）</w:t>
-      </w:r>
-    </w:p>
-    <w:p>
-      <w:pPr>
-        <w:numPr>
-          <w:ilvl w:val="0"/>
-          <w:numId w:val="9"/>
-        </w:numPr>
-        <w:ind w:left="425" w:leftChars="0" w:hanging="425" w:firstLineChars="0"/>
-        <w:rPr>
-          <w:rFonts w:hint="eastAsia"/>
-        </w:rPr>
-      </w:pPr>
-      <w:r>
-        <w:rPr>
-          <w:rFonts w:hint="eastAsia"/>
-        </w:rPr>
-        <w:t>附上问卷调查原始数据截图</w:t>
-      </w:r>
-    </w:p>
-    <w:p>
-      <w:pPr>
-        <w:numPr>
-          <w:ilvl w:val="0"/>
-          <w:numId w:val="9"/>
-        </w:numPr>
-        <w:ind w:left="425" w:leftChars="0" w:hanging="425" w:firstLineChars="0"/>
-        <w:rPr>
-          <w:rFonts w:hint="eastAsia"/>
-        </w:rPr>
-      </w:pPr>
-      <w:r>
-        <w:rPr>
-          <w:rFonts w:hint="eastAsia"/>
-        </w:rPr>
-        <w:t>附上最终版类图的图片或ProcessOn链接</w:t>
-      </w:r>
-    </w:p>
-    <w:p>
-      <w:pPr>
-        <w:numPr>
-          <w:ilvl w:val="0"/>
-          <w:numId w:val="9"/>
         </w:numPr>
         <w:ind w:left="425" w:leftChars="0" w:hanging="425" w:firstLineChars="0"/>
         <w:rPr>
@@ -2139,23 +2138,6 @@
     </w:lvl>
   </w:abstractNum>
   <w:abstractNum w:abstractNumId="4">
-    <w:nsid w:val="DBA2C0D9"/>
-    <w:multiLevelType w:val="singleLevel"/>
-    <w:tmpl w:val="DBA2C0D9"/>
-    <w:lvl w:ilvl="0" w:tentative="0">
-      <w:start w:val="1"/>
-      <w:numFmt w:val="decimal"/>
-      <w:lvlText w:val="(%1)"/>
-      <w:lvlJc w:val="left"/>
-      <w:pPr>
-        <w:ind w:left="425" w:hanging="425"/>
-      </w:pPr>
-      <w:rPr>
-        <w:rFonts w:hint="default"/>
-      </w:rPr>
-    </w:lvl>
-  </w:abstractNum>
-  <w:abstractNum w:abstractNumId="5">
     <w:nsid w:val="E00A9D29"/>
     <w:multiLevelType w:val="singleLevel"/>
     <w:tmpl w:val="E00A9D29"/>
@@ -2172,7 +2154,7 @@
       </w:rPr>
     </w:lvl>
   </w:abstractNum>
-  <w:abstractNum w:abstractNumId="6">
+  <w:abstractNum w:abstractNumId="5">
     <w:nsid w:val="44A9A5BD"/>
     <w:multiLevelType w:val="singleLevel"/>
     <w:tmpl w:val="44A9A5BD"/>
@@ -2189,7 +2171,7 @@
       </w:rPr>
     </w:lvl>
   </w:abstractNum>
-  <w:abstractNum w:abstractNumId="7">
+  <w:abstractNum w:abstractNumId="6">
     <w:nsid w:val="44AD1BCC"/>
     <w:multiLevelType w:val="singleLevel"/>
     <w:tmpl w:val="44AD1BCC"/>
@@ -2206,7 +2188,7 @@
       </w:rPr>
     </w:lvl>
   </w:abstractNum>
-  <w:abstractNum w:abstractNumId="8">
+  <w:abstractNum w:abstractNumId="7">
     <w:nsid w:val="72CAC75C"/>
     <w:multiLevelType w:val="singleLevel"/>
     <w:tmpl w:val="72CAC75C"/>
@@ -2224,31 +2206,28 @@
     </w:lvl>
   </w:abstractNum>
   <w:num w:numId="1">
-    <w:abstractNumId w:val="8"/>
+    <w:abstractNumId w:val="7"/>
   </w:num>
   <w:num w:numId="2">
     <w:abstractNumId w:val="0"/>
   </w:num>
   <w:num w:numId="3">
+    <w:abstractNumId w:val="3"/>
+  </w:num>
+  <w:num w:numId="4">
+    <w:abstractNumId w:val="5"/>
+  </w:num>
+  <w:num w:numId="5">
     <w:abstractNumId w:val="4"/>
   </w:num>
-  <w:num w:numId="4">
-    <w:abstractNumId w:val="3"/>
-  </w:num>
-  <w:num w:numId="5">
-    <w:abstractNumId w:val="6"/>
-  </w:num>
   <w:num w:numId="6">
-    <w:abstractNumId w:val="5"/>
+    <w:abstractNumId w:val="2"/>
   </w:num>
   <w:num w:numId="7">
-    <w:abstractNumId w:val="2"/>
+    <w:abstractNumId w:val="1"/>
   </w:num>
   <w:num w:numId="8">
-    <w:abstractNumId w:val="1"/>
-  </w:num>
-  <w:num w:numId="9">
-    <w:abstractNumId w:val="7"/>
+    <w:abstractNumId w:val="6"/>
   </w:num>
 </w:numbering>
 </file>
